--- a/scripts/gazettes/Omni-Law-Gazette-QC-2026-05-15-to-22-AZ.docx
+++ b/scripts/gazettes/Omni-Law-Gazette-QC-2026-05-15-to-22-AZ.docx
@@ -179,8 +179,20 @@
           <w:color w:val="8A6D1E"/>
           <w:sz w:val="16"/>
         </w:rPr>
-        <w:t>Mənbə · president.az · 394-VIIQD nömrəli Qanun</w:t>
+        <w:t>Mənbə · e-qanun.az/framework/</w:t>
       </w:r>
+      <w:hyperlink r:id="rId9">
+        <w:r>
+          <w:rPr>
+            <w:rFonts w:ascii="Times New Roman" w:hAnsi="Times New Roman" w:cs="Times New Roman"/>
+            <w:sz w:val="16"/>
+            <w:i/>
+            <w:color w:val="8A6D1E"/>
+            <w:u w:val="single"/>
+          </w:rPr>
+          <w:t xml:space="preserve">61868</w:t>
+        </w:r>
+      </w:hyperlink>
     </w:p>
     <w:p>
       <w:pPr>
@@ -285,8 +297,64 @@
           <w:color w:val="8A6D1E"/>
           <w:sz w:val="16"/>
         </w:rPr>
-        <w:t>Mənbə · president.az/az/articles/view/72427, 72426, 72425</w:t>
+        <w:t>Mənbə · e-qanun.az/framework/</w:t>
       </w:r>
+      <w:hyperlink r:id="rId10">
+        <w:r>
+          <w:rPr>
+            <w:rFonts w:ascii="Times New Roman" w:hAnsi="Times New Roman" w:cs="Times New Roman"/>
+            <w:sz w:val="16"/>
+            <w:i/>
+            <w:color w:val="8A6D1E"/>
+            <w:u w:val="single"/>
+          </w:rPr>
+          <w:t xml:space="preserve">61863</w:t>
+        </w:r>
+      </w:hyperlink>
+      <w:r>
+        <w:rPr>
+          <w:rFonts w:ascii="Times New Roman" w:hAnsi="Times New Roman" w:cs="Times New Roman"/>
+          <w:b w:val="0"/>
+          <w:i/>
+          <w:color w:val="8A6D1E"/>
+          <w:sz w:val="16"/>
+        </w:rPr>
+        <w:t xml:space="preserve"> · </w:t>
+      </w:r>
+      <w:hyperlink r:id="rId11">
+        <w:r>
+          <w:rPr>
+            <w:rFonts w:ascii="Times New Roman" w:hAnsi="Times New Roman" w:cs="Times New Roman"/>
+            <w:sz w:val="16"/>
+            <w:i/>
+            <w:color w:val="8A6D1E"/>
+            <w:u w:val="single"/>
+          </w:rPr>
+          <w:t xml:space="preserve">61860</w:t>
+        </w:r>
+      </w:hyperlink>
+      <w:r>
+        <w:rPr>
+          <w:rFonts w:ascii="Times New Roman" w:hAnsi="Times New Roman" w:cs="Times New Roman"/>
+          <w:b w:val="0"/>
+          <w:i/>
+          <w:color w:val="8A6D1E"/>
+          <w:sz w:val="16"/>
+        </w:rPr>
+        <w:t xml:space="preserve"> · </w:t>
+      </w:r>
+      <w:hyperlink r:id="rId12">
+        <w:r>
+          <w:rPr>
+            <w:rFonts w:ascii="Times New Roman" w:hAnsi="Times New Roman" w:cs="Times New Roman"/>
+            <w:sz w:val="16"/>
+            <w:i/>
+            <w:color w:val="8A6D1E"/>
+            <w:u w:val="single"/>
+          </w:rPr>
+          <w:t xml:space="preserve">61864</w:t>
+        </w:r>
+      </w:hyperlink>
     </w:p>
     <w:p>
       <w:pPr>
@@ -381,8 +449,20 @@
           <w:color w:val="8A6D1E"/>
           <w:sz w:val="16"/>
         </w:rPr>
-        <w:t>Mənbə · president.az/az/articles/view/72439</w:t>
+        <w:t>Mənbə · e-qanun.az/framework/</w:t>
       </w:r>
+      <w:hyperlink r:id="rId13">
+        <w:r>
+          <w:rPr>
+            <w:rFonts w:ascii="Times New Roman" w:hAnsi="Times New Roman" w:cs="Times New Roman"/>
+            <w:sz w:val="16"/>
+            <w:i/>
+            <w:color w:val="8A6D1E"/>
+            <w:u w:val="single"/>
+          </w:rPr>
+          <w:t xml:space="preserve">61871</w:t>
+        </w:r>
+      </w:hyperlink>
     </w:p>
     <w:p>
       <w:pPr>
@@ -477,8 +557,20 @@
           <w:color w:val="8A6D1E"/>
           <w:sz w:val="16"/>
         </w:rPr>
-        <w:t>Mənbə · president.az/az/articles/view/72430</w:t>
+        <w:t>Mənbə · e-qanun.az/framework/</w:t>
       </w:r>
+      <w:hyperlink r:id="rId14">
+        <w:r>
+          <w:rPr>
+            <w:rFonts w:ascii="Times New Roman" w:hAnsi="Times New Roman" w:cs="Times New Roman"/>
+            <w:sz w:val="16"/>
+            <w:i/>
+            <w:color w:val="8A6D1E"/>
+            <w:u w:val="single"/>
+          </w:rPr>
+          <w:t xml:space="preserve">61862</w:t>
+        </w:r>
+      </w:hyperlink>
     </w:p>
     <w:p>
       <w:pPr>
@@ -573,8 +665,20 @@
           <w:color w:val="8A6D1E"/>
           <w:sz w:val="16"/>
         </w:rPr>
-        <w:t>Mənbə · president.az/az/articles/view/72441</w:t>
+        <w:t>Mənbə · e-qanun.az/framework/</w:t>
       </w:r>
+      <w:hyperlink r:id="rId15">
+        <w:r>
+          <w:rPr>
+            <w:rFonts w:ascii="Times New Roman" w:hAnsi="Times New Roman" w:cs="Times New Roman"/>
+            <w:sz w:val="16"/>
+            <w:i/>
+            <w:color w:val="8A6D1E"/>
+            <w:u w:val="single"/>
+          </w:rPr>
+          <w:t xml:space="preserve">61870</w:t>
+        </w:r>
+      </w:hyperlink>
     </w:p>
     <w:p>
       <w:pPr>
@@ -669,8 +773,20 @@
           <w:color w:val="8A6D1E"/>
           <w:sz w:val="16"/>
         </w:rPr>
-        <w:t>Mənbə · nk.gov.az · Qərar № 159</w:t>
+        <w:t>Mənbə · e-qanun.az/framework/</w:t>
       </w:r>
+      <w:hyperlink r:id="rId16">
+        <w:r>
+          <w:rPr>
+            <w:rFonts w:ascii="Times New Roman" w:hAnsi="Times New Roman" w:cs="Times New Roman"/>
+            <w:sz w:val="16"/>
+            <w:i/>
+            <w:color w:val="8A6D1E"/>
+            <w:u w:val="single"/>
+          </w:rPr>
+          <w:t xml:space="preserve">61887</w:t>
+        </w:r>
+      </w:hyperlink>
     </w:p>
     <w:p>
       <w:pPr>
@@ -765,8 +881,20 @@
           <w:color w:val="8A6D1E"/>
           <w:sz w:val="16"/>
         </w:rPr>
-        <w:t>Mənbə · nk.gov.az · Sərəncam № 326s</w:t>
+        <w:t>Mənbə · e-qanun.az/framework/</w:t>
       </w:r>
+      <w:hyperlink r:id="rId17">
+        <w:r>
+          <w:rPr>
+            <w:rFonts w:ascii="Times New Roman" w:hAnsi="Times New Roman" w:cs="Times New Roman"/>
+            <w:sz w:val="16"/>
+            <w:i/>
+            <w:color w:val="8A6D1E"/>
+            <w:u w:val="single"/>
+          </w:rPr>
+          <w:t xml:space="preserve">61942</w:t>
+        </w:r>
+      </w:hyperlink>
     </w:p>
     <w:p>
       <w:pPr>
@@ -861,8 +989,20 @@
           <w:color w:val="8A6D1E"/>
           <w:sz w:val="16"/>
         </w:rPr>
-        <w:t>Mənbə · nk.gov.az · Qərar № 158</w:t>
+        <w:t>Mənbə · e-qanun.az/framework/</w:t>
       </w:r>
+      <w:hyperlink r:id="rId18">
+        <w:r>
+          <w:rPr>
+            <w:rFonts w:ascii="Times New Roman" w:hAnsi="Times New Roman" w:cs="Times New Roman"/>
+            <w:sz w:val="16"/>
+            <w:i/>
+            <w:color w:val="8A6D1E"/>
+            <w:u w:val="single"/>
+          </w:rPr>
+          <w:t xml:space="preserve">61888</w:t>
+        </w:r>
+      </w:hyperlink>
     </w:p>
     <w:p>
       <w:pPr>
@@ -957,8 +1097,20 @@
           <w:color w:val="8A6D1E"/>
           <w:sz w:val="16"/>
         </w:rPr>
-        <w:t>Mənbə · nk.gov.az · Qərar № 160</w:t>
+        <w:t>Mənbə · e-qanun.az/framework/</w:t>
       </w:r>
+      <w:hyperlink r:id="rId19">
+        <w:r>
+          <w:rPr>
+            <w:rFonts w:ascii="Times New Roman" w:hAnsi="Times New Roman" w:cs="Times New Roman"/>
+            <w:sz w:val="16"/>
+            <w:i/>
+            <w:color w:val="8A6D1E"/>
+            <w:u w:val="single"/>
+          </w:rPr>
+          <w:t xml:space="preserve">61889</w:t>
+        </w:r>
+      </w:hyperlink>
     </w:p>
     <w:p>
       <w:pPr>
@@ -1053,8 +1205,20 @@
           <w:color w:val="8A6D1E"/>
           <w:sz w:val="16"/>
         </w:rPr>
-        <w:t>Mənbə · nk.gov.az · Qərar № 157</w:t>
+        <w:t>Mənbə · e-qanun.az/framework/</w:t>
       </w:r>
+      <w:hyperlink r:id="rId20">
+        <w:r>
+          <w:rPr>
+            <w:rFonts w:ascii="Times New Roman" w:hAnsi="Times New Roman" w:cs="Times New Roman"/>
+            <w:sz w:val="16"/>
+            <w:i/>
+            <w:color w:val="8A6D1E"/>
+            <w:u w:val="single"/>
+          </w:rPr>
+          <w:t xml:space="preserve">61898</w:t>
+        </w:r>
+      </w:hyperlink>
     </w:p>
     <w:p>
       <w:pPr>
@@ -1149,8 +1313,20 @@
           <w:color w:val="8A6D1E"/>
           <w:sz w:val="16"/>
         </w:rPr>
-        <w:t>Mənbə · nk.gov.az · Qərar № 154</w:t>
+        <w:t>Mənbə · e-qanun.az/framework/</w:t>
       </w:r>
+      <w:hyperlink r:id="rId21">
+        <w:r>
+          <w:rPr>
+            <w:rFonts w:ascii="Times New Roman" w:hAnsi="Times New Roman" w:cs="Times New Roman"/>
+            <w:sz w:val="16"/>
+            <w:i/>
+            <w:color w:val="8A6D1E"/>
+            <w:u w:val="single"/>
+          </w:rPr>
+          <w:t xml:space="preserve">61878</w:t>
+        </w:r>
+      </w:hyperlink>
     </w:p>
     <w:p>
       <w:pPr>
@@ -1245,8 +1421,20 @@
           <w:color w:val="8A6D1E"/>
           <w:sz w:val="16"/>
         </w:rPr>
-        <w:t>Mənbə · nk.gov.az · Sərəncam № 349s</w:t>
+        <w:t>Mənbə · e-qanun.az/framework/</w:t>
       </w:r>
+      <w:hyperlink r:id="rId22">
+        <w:r>
+          <w:rPr>
+            <w:rFonts w:ascii="Times New Roman" w:hAnsi="Times New Roman" w:cs="Times New Roman"/>
+            <w:sz w:val="16"/>
+            <w:i/>
+            <w:color w:val="8A6D1E"/>
+            <w:u w:val="single"/>
+          </w:rPr>
+          <w:t xml:space="preserve">61976</w:t>
+        </w:r>
+      </w:hyperlink>
     </w:p>
     <w:p>
       <w:pPr>
@@ -1341,8 +1529,20 @@
           <w:color w:val="8A6D1E"/>
           <w:sz w:val="16"/>
         </w:rPr>
-        <w:t>Mənbə · nk.gov.az · Qərar № 149</w:t>
+        <w:t>Mənbə · e-qanun.az/framework/</w:t>
       </w:r>
+      <w:hyperlink r:id="rId23">
+        <w:r>
+          <w:rPr>
+            <w:rFonts w:ascii="Times New Roman" w:hAnsi="Times New Roman" w:cs="Times New Roman"/>
+            <w:sz w:val="16"/>
+            <w:i/>
+            <w:color w:val="8A6D1E"/>
+            <w:u w:val="single"/>
+          </w:rPr>
+          <w:t xml:space="preserve">61859</w:t>
+        </w:r>
+      </w:hyperlink>
     </w:p>
     <w:p>
       <w:pPr>
@@ -1437,8 +1637,108 @@
           <w:color w:val="8A6D1E"/>
           <w:sz w:val="16"/>
         </w:rPr>
-        <w:t>Mənbə · nk.gov.az · Sərəncamlar № 330s, 331s, 338s, 339s, 340s</w:t>
+        <w:t>Mənbə · e-qanun.az/framework/</w:t>
       </w:r>
+      <w:hyperlink r:id="rId24">
+        <w:r>
+          <w:rPr>
+            <w:rFonts w:ascii="Times New Roman" w:hAnsi="Times New Roman" w:cs="Times New Roman"/>
+            <w:sz w:val="16"/>
+            <w:i/>
+            <w:color w:val="8A6D1E"/>
+            <w:u w:val="single"/>
+          </w:rPr>
+          <w:t xml:space="preserve">61947</w:t>
+        </w:r>
+      </w:hyperlink>
+      <w:r>
+        <w:rPr>
+          <w:rFonts w:ascii="Times New Roman" w:hAnsi="Times New Roman" w:cs="Times New Roman"/>
+          <w:b w:val="0"/>
+          <w:i/>
+          <w:color w:val="8A6D1E"/>
+          <w:sz w:val="16"/>
+        </w:rPr>
+        <w:t xml:space="preserve"> · </w:t>
+      </w:r>
+      <w:hyperlink r:id="rId25">
+        <w:r>
+          <w:rPr>
+            <w:rFonts w:ascii="Times New Roman" w:hAnsi="Times New Roman" w:cs="Times New Roman"/>
+            <w:sz w:val="16"/>
+            <w:i/>
+            <w:color w:val="8A6D1E"/>
+            <w:u w:val="single"/>
+          </w:rPr>
+          <w:t xml:space="preserve">61943</w:t>
+        </w:r>
+      </w:hyperlink>
+      <w:r>
+        <w:rPr>
+          <w:rFonts w:ascii="Times New Roman" w:hAnsi="Times New Roman" w:cs="Times New Roman"/>
+          <w:b w:val="0"/>
+          <w:i/>
+          <w:color w:val="8A6D1E"/>
+          <w:sz w:val="16"/>
+        </w:rPr>
+        <w:t xml:space="preserve"> · </w:t>
+      </w:r>
+      <w:hyperlink r:id="rId26">
+        <w:r>
+          <w:rPr>
+            <w:rFonts w:ascii="Times New Roman" w:hAnsi="Times New Roman" w:cs="Times New Roman"/>
+            <w:sz w:val="16"/>
+            <w:i/>
+            <w:color w:val="8A6D1E"/>
+            <w:u w:val="single"/>
+          </w:rPr>
+          <w:t xml:space="preserve">61944</w:t>
+        </w:r>
+      </w:hyperlink>
+      <w:r>
+        <w:rPr>
+          <w:rFonts w:ascii="Times New Roman" w:hAnsi="Times New Roman" w:cs="Times New Roman"/>
+          <w:b w:val="0"/>
+          <w:i/>
+          <w:color w:val="8A6D1E"/>
+          <w:sz w:val="16"/>
+        </w:rPr>
+        <w:t xml:space="preserve"> · </w:t>
+      </w:r>
+      <w:hyperlink r:id="rId27">
+        <w:r>
+          <w:rPr>
+            <w:rFonts w:ascii="Times New Roman" w:hAnsi="Times New Roman" w:cs="Times New Roman"/>
+            <w:sz w:val="16"/>
+            <w:i/>
+            <w:color w:val="8A6D1E"/>
+            <w:u w:val="single"/>
+          </w:rPr>
+          <w:t xml:space="preserve">61974</w:t>
+        </w:r>
+      </w:hyperlink>
+      <w:r>
+        <w:rPr>
+          <w:rFonts w:ascii="Times New Roman" w:hAnsi="Times New Roman" w:cs="Times New Roman"/>
+          <w:b w:val="0"/>
+          <w:i/>
+          <w:color w:val="8A6D1E"/>
+          <w:sz w:val="16"/>
+        </w:rPr>
+        <w:t xml:space="preserve"> · </w:t>
+      </w:r>
+      <w:hyperlink r:id="rId28">
+        <w:r>
+          <w:rPr>
+            <w:rFonts w:ascii="Times New Roman" w:hAnsi="Times New Roman" w:cs="Times New Roman"/>
+            <w:sz w:val="16"/>
+            <w:i/>
+            <w:color w:val="8A6D1E"/>
+            <w:u w:val="single"/>
+          </w:rPr>
+          <w:t xml:space="preserve">61975</w:t>
+        </w:r>
+      </w:hyperlink>
     </w:p>
     <w:p>
       <w:pPr>
